--- a/доки/Задание на ВКР (заготовка).docx
+++ b/доки/Задание на ВКР (заготовка).docx
@@ -402,7 +402,7 @@
               <w:jc w:val="left"/>
             </w:pPr>
             <w:r>
-              <w:t>Иванов Иван Иванович</w:t>
+              <w:t>Химач Михаил Евгеньевич</w:t>
             </w:r>
           </w:p>
         </w:tc>
@@ -1754,13 +1754,7 @@
               <w:rPr>
                 <w:sz w:val="22"/>
               </w:rPr>
-              <w:t xml:space="preserve"> </w:t>
-            </w:r>
-            <w:r>
-              <w:rPr>
-                <w:sz w:val="22"/>
-              </w:rPr>
-              <w:t>Б</w:t>
+              <w:t xml:space="preserve"> Б</w:t>
             </w:r>
           </w:p>
         </w:tc>
@@ -1794,13 +1788,7 @@
               <w:rPr>
                 <w:sz w:val="22"/>
               </w:rPr>
-              <w:t>ПРИЛОЖЕНИЕ</w:t>
-            </w:r>
-            <w:r>
-              <w:rPr>
-                <w:sz w:val="22"/>
-              </w:rPr>
-              <w:t xml:space="preserve"> В</w:t>
+              <w:t>ПРИЛОЖЕНИЕ В</w:t>
             </w:r>
           </w:p>
         </w:tc>
@@ -1834,13 +1822,7 @@
               <w:rPr>
                 <w:sz w:val="22"/>
               </w:rPr>
-              <w:t>ПРИЛОЖЕНИЕ</w:t>
-            </w:r>
-            <w:r>
-              <w:rPr>
-                <w:sz w:val="22"/>
-              </w:rPr>
-              <w:t xml:space="preserve"> Г</w:t>
+              <w:t>ПРИЛОЖЕНИЕ Г</w:t>
             </w:r>
           </w:p>
         </w:tc>
@@ -1872,13 +1854,7 @@
               <w:rPr>
                 <w:sz w:val="22"/>
               </w:rPr>
-              <w:t>ПРИЛОЖЕНИЕ</w:t>
-            </w:r>
-            <w:r>
-              <w:rPr>
-                <w:sz w:val="22"/>
-              </w:rPr>
-              <w:t xml:space="preserve"> Д</w:t>
+              <w:t>ПРИЛОЖЕНИЕ Д</w:t>
             </w:r>
           </w:p>
         </w:tc>
